--- a/public/materialy/1L/2/Pracovní listy/2. Soubory a cloud.docx
+++ b/public/materialy/1L/2/Pracovní listy/2. Soubory a cloud.docx
@@ -14,7 +14,7 @@
           <w:sz w:val="52"/>
           <w:szCs w:val="52"/>
         </w:rPr>
-        <w:t>Pracovní list 2 — Udělej si v počítači pořádek</w:t>
+        <w:t>Pracovní list 2 — Udělej si v počítači pořádek</w:t>
       </w:r>
     </w:p>
     <w:p>
@@ -56,7 +56,7 @@
         <w:spacing w:after="100"/>
       </w:pPr>
       <w:r>
-        <w:t>Vytvoříš si systém složek, ve kterém najdeš každý školní soubor do pár sekund. Naučíš se soubory třídit, přejmenovávat a sdílet přes cloud. Tenhle systém ti vydrží celé studium.</w:t>
+        <w:t>Vytvoříš si systém složek, ve kterém najdeš každý školní soubor do pár sekund. Naučíš se soubory třídit, přejmenovávat a sdílet přes cloud. Tenhle systém ti vydrží celé studium.</w:t>
       </w:r>
     </w:p>
     <w:p>
@@ -71,7 +71,7 @@
         <w:t xml:space="preserve">Použití AI: </w:t>
       </w:r>
       <w:r>
-        <w:t>AI smíš použít jen k vysvětlení pojmu (např. „co je synchronizace“). Strukturu složek a třídění dělej sám.</w:t>
+        <w:t>AI smíš použít jen k vysvětlení pojmu (např. „co je synchronizace“). Strukturu složek a třídění dělej sám.</w:t>
       </w:r>
     </w:p>
     <w:p>
@@ -137,7 +137,7 @@
         <w:t>Přípona</w:t>
       </w:r>
       <w:r>
-        <w:t xml:space="preserve"> říká, o jaký typ souboru jde: .</w:t>
+        <w:t xml:space="preserve"> říká, o jaký typ souboru jde: .</w:t>
       </w:r>
       <w:proofErr w:type="spellStart"/>
       <w:r>
@@ -259,7 +259,7 @@
         <w:t>Cloud</w:t>
       </w:r>
       <w:r>
-        <w:t xml:space="preserve"> = úložiště na internetu (OneDrive, Google Drive). Výhoda: soubory máš všude a neztratíš je s rozbitým diskem. Riziko: bez internetu se k nim nedostaneš a musíš chránit svůj účet.</w:t>
+        <w:t xml:space="preserve"> = úložiště na internetu (OneDrive, Google Drive). Výhoda: soubory máš všude a neztratíš je s rozbitým diskem. Riziko: bez internetu se k nim nedostaneš a musíš chránit svůj účet.</w:t>
       </w:r>
     </w:p>
     <w:p>
@@ -274,7 +274,7 @@
         <w:t xml:space="preserve">Pravidla dobrých názvů: </w:t>
       </w:r>
       <w:r>
-        <w:t>z názvu poznáš obsah (ne „dokument1“), důležité soubory bez mezer a diakritiky (fyzika_protokol1.docx), datum ve formátu 2026-06-11 se správně řadí.</w:t>
+        <w:t>z názvu poznáš obsah (ne „dokument1“), důležité soubory bez mezer a diakritiky (fyzika_protokol1.docx), datum ve formátu 2026-06-11 se správně řadí.</w:t>
       </w:r>
     </w:p>
     <w:p>
@@ -564,7 +564,7 @@
         <w:spacing w:after="40"/>
       </w:pPr>
       <w:r>
-        <w:t>Každý soubor přesuň do správné složky podle obsahu a typu.</w:t>
+        <w:t>Každý soubor přesuň do správné složky podle obsahu a typu.</w:t>
       </w:r>
     </w:p>
     <w:p>
@@ -577,7 +577,7 @@
         <w:spacing w:after="40"/>
       </w:pPr>
       <w:r>
-        <w:t>Soubory přejmenuj (F2), aby název říkal, co uvnitř je. Drž se pravidel z teorie.</w:t>
+        <w:t>Soubory přejmenuj (F2), aby název říkal, co uvnitř je. Drž se pravidel z teorie.</w:t>
       </w:r>
     </w:p>
     <w:p>
@@ -610,7 +610,7 @@
           <w:color w:val="2E75B6"/>
         </w:rPr>
         <w:lastRenderedPageBreak/>
-        <w:t>Úkol 4 — Nahraj do cloudu a nasdílej (7 min)</w:t>
+        <w:t>Úkol 4 — Nahraj do cloudu a nasdílej (7 min)</w:t>
       </w:r>
     </w:p>
     <w:p>
@@ -711,7 +711,7 @@
         <w:spacing w:after="40"/>
       </w:pPr>
       <w:r>
-        <w:t>Struktura složek odpovídá zadání a dává smysl.</w:t>
+        <w:t>Struktura složek odpovídá zadání a dává smysl.</w:t>
       </w:r>
     </w:p>
     <w:p>
@@ -724,7 +724,7 @@
         <w:spacing w:after="40"/>
       </w:pPr>
       <w:r>
-        <w:t>Všechny soubory jsou roztříděné a smysluplně pojmenované.</w:t>
+        <w:t>Všechny soubory jsou roztříděné a smysluplně pojmenované.</w:t>
       </w:r>
     </w:p>
     <w:p>
@@ -766,7 +766,7 @@
         <w:spacing w:after="40"/>
       </w:pPr>
       <w:r>
-        <w:t>Jaký je rozdíl mezi kopírováním a přesunutím souboru?</w:t>
+        <w:t>Jaký je rozdíl mezi kopírováním a přesunutím souboru?</w:t>
       </w:r>
     </w:p>
     <w:p>
@@ -787,7 +787,7 @@
         <w:spacing w:after="40"/>
       </w:pPr>
       <w:r>
-        <w:t>Co poznáš z přípony souboru? Uveď dva příklady přípon a k čemu patří.</w:t>
+        <w:t>Co poznáš z přípony souboru? Uveď dva příklady přípon a k čemu patří.</w:t>
       </w:r>
     </w:p>
     <w:p>
@@ -808,7 +808,7 @@
         <w:spacing w:after="40"/>
       </w:pPr>
       <w:r>
-        <w:t>Jedna výhoda a jedno riziko cloudového úložiště:</w:t>
+        <w:t>Jedna výhoda a jedno riziko cloudového úložiště:</w:t>
       </w:r>
     </w:p>
     <w:p>
@@ -845,7 +845,7 @@
         <w:spacing w:after="40"/>
       </w:pPr>
       <w:r>
-        <w:t>Navrhni vlastní pravidla pojmenování souborů na celý školní rok (3–5 pravidel) a zapiš je do souboru pravidla.txt ve složce Skola.</w:t>
+        <w:t>Navrhni vlastní pravidla pojmenování souborů na celý školní rok (3–5 pravidel) a zapiš je do souboru pravidla.txt ve složce Skola.</w:t>
       </w:r>
     </w:p>
     <w:p>
@@ -858,7 +858,7 @@
         <w:spacing w:after="40"/>
       </w:pPr>
       <w:r>
-        <w:t>Vyzkoušej hromadné přejmenování: označ více souborů, stiskni F2 a sleduj, co se stane s názvy.</w:t>
+        <w:t>Vyzkoušej hromadné přejmenování: označ více souborů, stiskni F2 a sleduj, co se stane s názvy.</w:t>
       </w:r>
     </w:p>
     <w:sectPr>
